--- a/templates/template_1_cv.docx
+++ b/templates/template_1_cv.docx
@@ -15,7 +15,7 @@
         <w:spacing w:after="0"/>
       </w:pPr>
       <w:r>
-        <w:t>{{NOME}}</w:t>
+        <w:t>NOME</w:t>
       </w:r>
     </w:p>
     <w:p>
@@ -71,22 +71,7 @@
         <w:ind w:left="141"/>
       </w:pPr>
       <w:r>
-        <w:t>{{NACIONALIDADE}}</w:t>
-      </w:r>
-      <w:r>
-        <w:t xml:space="preserve">, </w:t>
-      </w:r>
-      <w:r>
-        <w:t>{{</w:t>
-      </w:r>
-      <w:r>
-        <w:t>IDADE</w:t>
-      </w:r>
-      <w:r>
-        <w:t>}}</w:t>
-      </w:r>
-      <w:r>
-        <w:t xml:space="preserve"> anos</w:t>
+        <w:t>NACIONALIDADE, IDADE anos</w:t>
       </w:r>
     </w:p>
     <w:p>
@@ -109,7 +94,7 @@
         <w:t xml:space="preserve">Residência: </w:t>
       </w:r>
       <w:r>
-        <w:t>{{ENDERECO}}</w:t>
+        <w:t>ENDERECO</w:t>
       </w:r>
     </w:p>
     <w:p>
@@ -132,7 +117,7 @@
         <w:t xml:space="preserve">Telefone: </w:t>
       </w:r>
       <w:r>
-        <w:t>{{TELEFONE}}</w:t>
+        <w:t>TELEFONE</w:t>
       </w:r>
     </w:p>
     <w:p>
@@ -155,7 +140,7 @@
         <w:t xml:space="preserve">E-mail: </w:t>
       </w:r>
       <w:r>
-        <w:t>{{EMAIL}}</w:t>
+        <w:t>EMAIL</w:t>
       </w:r>
     </w:p>
     <w:p>
@@ -181,7 +166,7 @@
         <w:t xml:space="preserve"> </w:t>
       </w:r>
       <w:r>
-        <w:t>{{LINKEDIN}}</w:t>
+        <w:t>LINKEDIN</w:t>
       </w:r>
     </w:p>
     <w:p>
@@ -232,13 +217,7 @@
         </w:rPr>
       </w:pPr>
       <w:r>
-        <w:t>{{SKILLS}}</w:t>
-      </w:r>
-      <w:r>
-        <w:rPr>
-          <w:lang w:val="en-US"/>
-        </w:rPr>
-        <w:t>.</w:t>
+        <w:t>SKILLS</w:t>
       </w:r>
     </w:p>
     <w:p>
@@ -295,35 +274,7 @@
           <w:sz w:val="24"/>
           <w:szCs w:val="24"/>
         </w:rPr>
-        <w:t>{{</w:t>
-      </w:r>
-      <w:r>
-        <w:rPr>
-          <w:sz w:val="24"/>
-          <w:szCs w:val="24"/>
-        </w:rPr>
-        <w:t>C</w:t>
-      </w:r>
-      <w:r>
-        <w:rPr>
-          <w:sz w:val="24"/>
-          <w:szCs w:val="24"/>
-        </w:rPr>
-        <w:t>ONHECIMENTO</w:t>
-      </w:r>
-      <w:r>
-        <w:rPr>
-          <w:sz w:val="24"/>
-          <w:szCs w:val="24"/>
-        </w:rPr>
-        <w:t>_</w:t>
-      </w:r>
-      <w:r>
-        <w:rPr>
-          <w:sz w:val="24"/>
-          <w:szCs w:val="24"/>
-        </w:rPr>
-        <w:t>TECNICO}}</w:t>
+        <w:t>CONHECIMENTO_TECNICO</w:t>
       </w:r>
     </w:p>
     <w:p/>
@@ -361,42 +312,28 @@
           <w:sz w:val="24"/>
           <w:szCs w:val="24"/>
         </w:rPr>
-        <w:t>{{</w:t>
+        <w:t>E</w:t>
       </w:r>
       <w:r>
         <w:rPr>
           <w:sz w:val="24"/>
           <w:szCs w:val="24"/>
         </w:rPr>
-        <w:t>E</w:t>
+        <w:t>XPERIENCIA</w:t>
       </w:r>
       <w:r>
         <w:rPr>
           <w:sz w:val="24"/>
           <w:szCs w:val="24"/>
         </w:rPr>
-        <w:t>XPERIENCIA</w:t>
+        <w:t>_</w:t>
       </w:r>
       <w:r>
         <w:rPr>
           <w:sz w:val="24"/>
           <w:szCs w:val="24"/>
         </w:rPr>
-        <w:t>_</w:t>
-      </w:r>
-      <w:r>
-        <w:rPr>
-          <w:sz w:val="24"/>
-          <w:szCs w:val="24"/>
-        </w:rPr>
         <w:t>PROFISSIONAL</w:t>
-      </w:r>
-      <w:r>
-        <w:rPr>
-          <w:sz w:val="24"/>
-          <w:szCs w:val="24"/>
-        </w:rPr>
-        <w:t>}}</w:t>
       </w:r>
     </w:p>
     <w:p>
@@ -451,7 +388,7 @@
           <w:sz w:val="24"/>
           <w:szCs w:val="24"/>
         </w:rPr>
-        <w:t>{{FORMACAO}}</w:t>
+        <w:t>FORMACAO</w:t>
       </w:r>
     </w:p>
     <w:p>
@@ -510,7 +447,7 @@
           <w:sz w:val="24"/>
           <w:szCs w:val="24"/>
         </w:rPr>
-        <w:t>{{CURSOS}}</w:t>
+        <w:t>CURSOS</w:t>
       </w:r>
     </w:p>
     <w:p>
@@ -552,19 +489,10 @@
     </w:p>
     <w:p>
       <w:r>
-        <w:t>{{</w:t>
-      </w:r>
-      <w:r>
         <w:t>NIVEL_INGLES</w:t>
       </w:r>
-      <w:r>
-        <w:t>}}</w:t>
-      </w:r>
-    </w:p>
-    <w:p>
-      <w:r>
-        <w:t>{{</w:t>
-      </w:r>
+    </w:p>
+    <w:p>
       <w:r>
         <w:t>NIVEL</w:t>
       </w:r>
@@ -573,9 +501,6 @@
       </w:r>
       <w:r>
         <w:t>ESPANHOL</w:t>
-      </w:r>
-      <w:r>
-        <w:t>}}</w:t>
       </w:r>
     </w:p>
     <w:p/>
@@ -2005,6 +1930,7 @@
   <w:style w:type="character" w:default="1" w:styleId="Fontepargpadro">
     <w:name w:val="Default Paragraph Font"/>
     <w:uiPriority w:val="1"/>
+    <w:semiHidden/>
     <w:unhideWhenUsed/>
   </w:style>
   <w:style w:type="table" w:default="1" w:styleId="Tabelanormal">

--- a/templates/template_1_cv.docx
+++ b/templates/template_1_cv.docx
@@ -389,6 +389,13 @@
           <w:szCs w:val="24"/>
         </w:rPr>
         <w:t>FORMACAO</w:t>
+      </w:r>
+      <w:r>
+        <w:rPr>
+          <w:sz w:val="24"/>
+          <w:szCs w:val="24"/>
+        </w:rPr>
+        <w:t>_ACADEMICA</w:t>
       </w:r>
     </w:p>
     <w:p>

--- a/templates/template_1_cv.docx
+++ b/templates/template_1_cv.docx
@@ -71,7 +71,16 @@
         <w:ind w:left="141"/>
       </w:pPr>
       <w:r>
-        <w:t>NACIONALIDADE, IDADE anos</w:t>
+        <w:t xml:space="preserve">Nacionalidade: </w:t>
+      </w:r>
+      <w:r>
+        <w:t xml:space="preserve">NACIONALIDADE, </w:t>
+      </w:r>
+      <w:r>
+        <w:t xml:space="preserve">Idade: </w:t>
+      </w:r>
+      <w:r>
+        <w:t>IDADE anos</w:t>
       </w:r>
     </w:p>
     <w:p>
@@ -496,10 +505,25 @@
     </w:p>
     <w:p>
       <w:r>
+        <w:t xml:space="preserve">Nível Inglês: </w:t>
+      </w:r>
+      <w:r>
         <w:t>NIVEL_INGLES</w:t>
       </w:r>
     </w:p>
     <w:p>
+      <w:r>
+        <w:t>Nível</w:t>
+      </w:r>
+      <w:r>
+        <w:t xml:space="preserve"> </w:t>
+      </w:r>
+      <w:r>
+        <w:t>Espanhol</w:t>
+      </w:r>
+      <w:r>
+        <w:t xml:space="preserve">: </w:t>
+      </w:r>
       <w:r>
         <w:t>NIVEL</w:t>
       </w:r>

--- a/templates/template_1_cv.docx
+++ b/templates/template_1_cv.docx
@@ -74,13 +74,7 @@
         <w:t xml:space="preserve">Nacionalidade: </w:t>
       </w:r>
       <w:r>
-        <w:t xml:space="preserve">NACIONALIDADE, </w:t>
-      </w:r>
-      <w:r>
-        <w:t xml:space="preserve">Idade: </w:t>
-      </w:r>
-      <w:r>
-        <w:t>IDADE anos</w:t>
+        <w:t>NACIONALIDADE</w:t>
       </w:r>
     </w:p>
     <w:p>
@@ -100,10 +94,10 @@
         <w:ind w:left="141"/>
       </w:pPr>
       <w:r>
-        <w:t xml:space="preserve">Residência: </w:t>
-      </w:r>
-      <w:r>
-        <w:t>ENDERECO</w:t>
+        <w:t xml:space="preserve">Idade: </w:t>
+      </w:r>
+      <w:r>
+        <w:t>IDADE</w:t>
       </w:r>
     </w:p>
     <w:p>
@@ -123,10 +117,10 @@
         <w:ind w:left="141"/>
       </w:pPr>
       <w:r>
-        <w:t xml:space="preserve">Telefone: </w:t>
-      </w:r>
-      <w:r>
-        <w:t>TELEFONE</w:t>
+        <w:t xml:space="preserve">Residência: </w:t>
+      </w:r>
+      <w:r>
+        <w:t>ENDERECO</w:t>
       </w:r>
     </w:p>
     <w:p>
@@ -146,10 +140,10 @@
         <w:ind w:left="141"/>
       </w:pPr>
       <w:r>
-        <w:t xml:space="preserve">E-mail: </w:t>
-      </w:r>
-      <w:r>
-        <w:t>EMAIL</w:t>
+        <w:t xml:space="preserve">Telefone: </w:t>
+      </w:r>
+      <w:r>
+        <w:t>TELEFONE</w:t>
       </w:r>
     </w:p>
     <w:p>
@@ -169,6 +163,29 @@
         <w:ind w:left="141"/>
       </w:pPr>
       <w:r>
+        <w:t xml:space="preserve">E-mail: </w:t>
+      </w:r>
+      <w:r>
+        <w:t>EMAIL</w:t>
+      </w:r>
+    </w:p>
+    <w:p>
+      <w:pPr>
+        <w:numPr>
+          <w:ilvl w:val="0"/>
+          <w:numId w:val="6"/>
+        </w:numPr>
+        <w:pBdr>
+          <w:top w:val="none" w:sz="0" w:space="0" w:color="auto"/>
+          <w:left w:val="none" w:sz="0" w:space="0" w:color="auto"/>
+          <w:bottom w:val="none" w:sz="0" w:space="0" w:color="auto"/>
+          <w:right w:val="none" w:sz="0" w:space="0" w:color="auto"/>
+          <w:between w:val="none" w:sz="0" w:space="0" w:color="auto"/>
+        </w:pBdr>
+        <w:spacing w:after="0"/>
+        <w:ind w:left="141"/>
+      </w:pPr>
+      <w:r>
         <w:t>Linkedin:</w:t>
       </w:r>
       <w:r>
@@ -513,16 +530,7 @@
     </w:p>
     <w:p>
       <w:r>
-        <w:t>Nível</w:t>
-      </w:r>
-      <w:r>
-        <w:t xml:space="preserve"> </w:t>
-      </w:r>
-      <w:r>
-        <w:t>Espanhol</w:t>
-      </w:r>
-      <w:r>
-        <w:t xml:space="preserve">: </w:t>
+        <w:t xml:space="preserve">Nível Espanhol: </w:t>
       </w:r>
       <w:r>
         <w:t>NIVEL</w:t>
